--- a/Foreground Masking/documentation/Interactive Photutils Parameter Tester Documentation.docx
+++ b/Foreground Masking/documentation/Interactive Photutils Parameter Tester Documentation.docx
@@ -168,7 +168,7 @@
           </w:tcPr>
           <w:p>
             <w:r>
-              <w:t>2026-07-08</w:t>
+              <w:t>2026-07-19</w:t>
             </w:r>
           </w:p>
         </w:tc>

--- a/Foreground Masking/documentation/Interactive Photutils Parameter Tester Documentation.docx
+++ b/Foreground Masking/documentation/Interactive Photutils Parameter Tester Documentation.docx
@@ -168,7 +168,7 @@
           </w:tcPr>
           <w:p>
             <w:r>
-              <w:t>2026-07-19</w:t>
+              <w:t>2026-07-27</w:t>
             </w:r>
           </w:p>
         </w:tc>
@@ -378,7 +378,7 @@
           </w:tcPr>
           <w:p>
             <w:r>
-              <w:t>python "Foreground Masking/interactive_photutils_parameter_tester.py" --pc Laptop</w:t>
+              <w:t>python "Foreground Masking/PhotUtils/interactive_photutils_parameter_tester.py" --pc Laptop</w:t>
             </w:r>
           </w:p>
         </w:tc>
@@ -421,7 +421,7 @@
           </w:tcPr>
           <w:p>
             <w:r>
-              <w:t>python "Foreground Masking/interactive_photutils_parameter_tester.py" --pc Desktop</w:t>
+              <w:t>python "Foreground Masking/PhotUtils/interactive_photutils_parameter_tester.py" --pc Desktop</w:t>
             </w:r>
           </w:p>
         </w:tc>
